--- a/t25_s4.docx
+++ b/t25_s4.docx
@@ -3,2168 +3,998 @@
 <w:document xmlns:wpc="http://schemas.microsoft.com/office/word/2010/wordprocessingCanvas" xmlns:mo="http://schemas.microsoft.com/office/mac/office/2008/main" xmlns:mc="http://schemas.openxmlformats.org/markup-compatibility/2006" xmlns:mv="urn:schemas-microsoft-com:mac:vml" xmlns:o="urn:schemas-microsoft-com:office:office" xmlns:r="http://schemas.openxmlformats.org/officeDocument/2006/relationships" xmlns:m="http://schemas.openxmlformats.org/officeDocument/2006/math" xmlns:v="urn:schemas-microsoft-com:vml" xmlns:wp14="http://schemas.microsoft.com/office/word/2010/wordprocessingDrawing" xmlns:wp="http://schemas.openxmlformats.org/drawingml/2006/wordprocessingDrawing" xmlns:w10="urn:schemas-microsoft-com:office:word" xmlns:w="http://schemas.openxmlformats.org/wordprocessingml/2006/main" xmlns:w14="http://schemas.microsoft.com/office/word/2010/wordml" xmlns:wpg="http://schemas.microsoft.com/office/word/2010/wordprocessingGroup" xmlns:wpi="http://schemas.microsoft.com/office/word/2010/wordprocessingInk" xmlns:wne="http://schemas.microsoft.com/office/word/2006/wordml" xmlns:wps="http://schemas.microsoft.com/office/word/2010/wordprocessingShape" mc:Ignorable="w14 wp14">
   <w:body>
     <w:p>
-      <w:pPr>
-        <w:spacing w:after="20" w:before="120"/>
-      </w:pPr>
       <w:r>
-        <w:rPr>
-          <w:b/>
-          <w:sz w:val="22"/>
-        </w:rPr>
-        <w:t>Question: A pregnant client asks when she will first feel fetal movements (quickening). Which range is correct for a primigravida?</w:t>
+        <w:t xml:space="preserve">Question: A patient with acute gastroenteritis has severe dehydration and is receiving IV fluids. The nurse should:</w:t>
       </w:r>
     </w:p>
     <w:p>
-      <w:pPr>
-        <w:spacing w:after="0" w:before="0"/>
-      </w:pPr>
       <w:r>
-        <w:rPr>
-          <w:b w:val="0"/>
-          <w:sz w:val="22"/>
-        </w:rPr>
-        <w:t>(a) 6–8 weeks</w:t>
+        <w:t xml:space="preserve">(a) Monitor urine output, vitals, and signs of fluid overload</w:t>
       </w:r>
     </w:p>
     <w:p>
-      <w:pPr>
-        <w:spacing w:after="0" w:before="0"/>
-      </w:pPr>
       <w:r>
-        <w:rPr>
-          <w:b w:val="0"/>
-          <w:sz w:val="22"/>
-        </w:rPr>
-        <w:t>(b) 8–10 weeks</w:t>
+        <w:t xml:space="preserve">(b) Give oral fluids too</w:t>
       </w:r>
     </w:p>
     <w:p>
-      <w:pPr>
-        <w:spacing w:after="0" w:before="0"/>
-      </w:pPr>
       <w:r>
-        <w:rPr>
-          <w:b w:val="0"/>
-          <w:sz w:val="22"/>
-        </w:rPr>
-        <w:t>(c) 10–12 weeks</w:t>
+        <w:t xml:space="preserve">(c) Stop monitoring</w:t>
       </w:r>
     </w:p>
     <w:p>
-      <w:pPr>
-        <w:spacing w:after="0" w:before="0"/>
-      </w:pPr>
       <w:r>
-        <w:rPr>
-          <w:b w:val="0"/>
-          <w:sz w:val="22"/>
-        </w:rPr>
-        <w:t>(d) 14–18 weeks</w:t>
+        <w:t xml:space="preserve">(d) Discharge the patient</w:t>
       </w:r>
     </w:p>
     <w:p>
-      <w:pPr>
-        <w:spacing w:after="0" w:before="40"/>
-      </w:pPr>
       <w:r>
-        <w:rPr>
-          <w:b/>
-          <w:sz w:val="22"/>
-        </w:rPr>
-        <w:t>Answer: d</w:t>
+        <w:t xml:space="preserve">Answer: a</w:t>
       </w:r>
     </w:p>
     <w:p>
-      <w:pPr>
-        <w:spacing w:after="0" w:before="0"/>
-      </w:pPr>
       <w:r>
-        <w:rPr>
-          <w:b w:val="0"/>
-          <w:sz w:val="21"/>
-        </w:rPr>
-        <w:t>Solution: Quickening (first perception of fetal movements) is usually felt between 16 and 20 weeks - around 18 weeks in a primigravida (14-18 weeks is the best fit).</w:t>
+        <w:t xml:space="preserve">Solution: Severe dehydration (Plan C) — the nurse monitors response to IV fluids (urine output, pulses, perfusion) and signs of overload during rehydration.</w:t>
       </w:r>
     </w:p>
     <w:p>
-      <w:pPr>
-        <w:spacing w:after="0" w:before="0"/>
-      </w:pPr>
       <w:r>
-        <w:rPr>
-          <w:b w:val="0"/>
-          <w:sz w:val="20"/>
-        </w:rPr>
-        <w:t>Positive Marks: 1</w:t>
+        <w:t xml:space="preserve">Positive Marks: 1</w:t>
       </w:r>
     </w:p>
     <w:p>
-      <w:pPr>
-        <w:spacing w:after="160" w:before="0"/>
-      </w:pPr>
       <w:r>
-        <w:rPr>
-          <w:b w:val="0"/>
-          <w:sz w:val="20"/>
-        </w:rPr>
-        <w:t>Negative Marks: 0.25</w:t>
+        <w:t xml:space="preserve">Negative Marks: 0.25</w:t>
       </w:r>
     </w:p>
     <w:p>
-      <w:pPr>
-        <w:spacing w:after="20" w:before="120"/>
-      </w:pPr>
       <w:r>
-        <w:rPr>
-          <w:b/>
-          <w:sz w:val="22"/>
-        </w:rPr>
-        <w:t>Question: The most appropriate site for checking capillary refill time is:</w:t>
+        <w:t xml:space="preserve"/>
       </w:r>
     </w:p>
     <w:p>
-      <w:pPr>
-        <w:spacing w:after="0" w:before="0"/>
-      </w:pPr>
       <w:r>
-        <w:rPr>
-          <w:b w:val="0"/>
-          <w:sz w:val="22"/>
-        </w:rPr>
-        <w:t>(a) Forehead</w:t>
+        <w:t xml:space="preserve">Question: The nurse is preparing a patient for a colonoscopy. The nurse should:</w:t>
       </w:r>
     </w:p>
     <w:p>
-      <w:pPr>
-        <w:spacing w:after="0" w:before="0"/>
-      </w:pPr>
       <w:r>
-        <w:rPr>
-          <w:b w:val="0"/>
-          <w:sz w:val="22"/>
-        </w:rPr>
-        <w:t>(b) Earlobe</w:t>
+        <w:t xml:space="preserve">(a) Ensure bowel prep is complete and NPO is maintained</w:t>
       </w:r>
     </w:p>
     <w:p>
-      <w:pPr>
-        <w:spacing w:after="0" w:before="0"/>
-      </w:pPr>
       <w:r>
-        <w:rPr>
-          <w:b w:val="0"/>
-          <w:sz w:val="22"/>
-        </w:rPr>
-        <w:t>(c) Sternum</w:t>
+        <w:t xml:space="preserve">(b) Give a heavy meal</w:t>
       </w:r>
     </w:p>
     <w:p>
-      <w:pPr>
-        <w:spacing w:after="0" w:before="0"/>
-      </w:pPr>
       <w:r>
-        <w:rPr>
-          <w:b w:val="0"/>
-          <w:sz w:val="22"/>
-        </w:rPr>
-        <w:t>(d) Fingernail bed</w:t>
+        <w:t xml:space="preserve">(c) Skip the prep</w:t>
       </w:r>
     </w:p>
     <w:p>
-      <w:pPr>
-        <w:spacing w:after="0" w:before="40"/>
-      </w:pPr>
       <w:r>
-        <w:rPr>
-          <w:b/>
-          <w:sz w:val="22"/>
-        </w:rPr>
-        <w:t>Answer: d</w:t>
+        <w:t xml:space="preserve">(d) Give milk</w:t>
       </w:r>
     </w:p>
     <w:p>
-      <w:pPr>
-        <w:spacing w:after="0" w:before="0"/>
-      </w:pPr>
       <w:r>
-        <w:rPr>
-          <w:b w:val="0"/>
-          <w:sz w:val="21"/>
-        </w:rPr>
-        <w:t>Solution: Capillary refill is checked by pressing the fingernail bed; normal refill is less than 3 seconds.</w:t>
+        <w:t xml:space="preserve">Answer: a</w:t>
       </w:r>
     </w:p>
     <w:p>
-      <w:pPr>
-        <w:spacing w:after="0" w:before="0"/>
-      </w:pPr>
       <w:r>
-        <w:rPr>
-          <w:b w:val="0"/>
-          <w:sz w:val="20"/>
-        </w:rPr>
-        <w:t>Positive Marks: 1</w:t>
+        <w:t xml:space="preserve">Solution: Colonoscopy — complete bowel cleansing and NPO before the procedure for adequate visualization and safety.</w:t>
       </w:r>
     </w:p>
     <w:p>
-      <w:pPr>
-        <w:spacing w:after="160" w:before="0"/>
-      </w:pPr>
       <w:r>
-        <w:rPr>
-          <w:b w:val="0"/>
-          <w:sz w:val="20"/>
-        </w:rPr>
-        <w:t>Negative Marks: 0.25</w:t>
+        <w:t xml:space="preserve">Positive Marks: 1</w:t>
       </w:r>
     </w:p>
     <w:p>
-      <w:pPr>
-        <w:spacing w:after="20" w:before="120"/>
-      </w:pPr>
       <w:r>
-        <w:rPr>
-          <w:b/>
-          <w:sz w:val="22"/>
-        </w:rPr>
-        <w:t>Question: A postpartum client on day 3 suddenly develops severe chest pain and dyspnea. What is the priority action?</w:t>
+        <w:t xml:space="preserve">Negative Marks: 0.25</w:t>
       </w:r>
     </w:p>
     <w:p>
-      <w:pPr>
-        <w:spacing w:after="0" w:before="0"/>
-      </w:pPr>
       <w:r>
-        <w:rPr>
-          <w:b w:val="0"/>
-          <w:sz w:val="22"/>
-        </w:rPr>
-        <w:t>(a) Give the prescribed analgesic and reassess</w:t>
+        <w:t xml:space="preserve"/>
       </w:r>
     </w:p>
     <w:p>
-      <w:pPr>
-        <w:spacing w:after="0" w:before="0"/>
-      </w:pPr>
       <w:r>
-        <w:rPr>
-          <w:b w:val="0"/>
-          <w:sz w:val="22"/>
-        </w:rPr>
-        <w:t>(b) Ambulate the client to improve circulation</w:t>
+        <w:t xml:space="preserve">Question: A patient in the postpartum period is being assessed. The nurse notes heavy bleeding with the fundus firm. The nurse should:</w:t>
       </w:r>
     </w:p>
     <w:p>
-      <w:pPr>
-        <w:spacing w:after="0" w:before="0"/>
-      </w:pPr>
       <w:r>
-        <w:rPr>
-          <w:b w:val="0"/>
-          <w:sz w:val="22"/>
-        </w:rPr>
-        <w:t>(c) Administer oxygen and notify the provider immediately</w:t>
+        <w:t xml:space="preserve">(a) Assess for other causes (vaginal/cervical tears, retained products)</w:t>
       </w:r>
     </w:p>
     <w:p>
-      <w:pPr>
-        <w:spacing w:after="0" w:before="0"/>
-      </w:pPr>
       <w:r>
-        <w:rPr>
-          <w:b w:val="0"/>
-          <w:sz w:val="22"/>
-        </w:rPr>
-        <w:t>(d) Assess the calves for deep vein thrombosis first</w:t>
+        <w:t xml:space="preserve">(b) Reassure the patient</w:t>
       </w:r>
     </w:p>
     <w:p>
-      <w:pPr>
-        <w:spacing w:after="0" w:before="40"/>
-      </w:pPr>
       <w:r>
-        <w:rPr>
-          <w:b/>
-          <w:sz w:val="22"/>
-        </w:rPr>
-        <w:t>Answer: c</w:t>
+        <w:t xml:space="preserve">(c) Ignore the bleeding</w:t>
       </w:r>
     </w:p>
     <w:p>
-      <w:pPr>
-        <w:spacing w:after="0" w:before="0"/>
-      </w:pPr>
       <w:r>
-        <w:rPr>
-          <w:b w:val="0"/>
-          <w:sz w:val="21"/>
-        </w:rPr>
-        <w:t>Solution: Sudden chest pain and dyspnea postpartum suggest pulmonary embolism or amniotic fluid embolism; oxygen and immediate notification are life-saving priorities.</w:t>
+        <w:t xml:space="preserve">(d) Restrict fluids</w:t>
       </w:r>
     </w:p>
     <w:p>
-      <w:pPr>
-        <w:spacing w:after="0" w:before="0"/>
-      </w:pPr>
       <w:r>
-        <w:rPr>
-          <w:b w:val="0"/>
-          <w:sz w:val="20"/>
-        </w:rPr>
-        <w:t>Positive Marks: 1</w:t>
+        <w:t xml:space="preserve">Answer: a</w:t>
       </w:r>
     </w:p>
     <w:p>
-      <w:pPr>
-        <w:spacing w:after="160" w:before="0"/>
-      </w:pPr>
       <w:r>
-        <w:rPr>
-          <w:b w:val="0"/>
-          <w:sz w:val="20"/>
-        </w:rPr>
-        <w:t>Negative Marks: 0.25</w:t>
+        <w:t xml:space="preserve">Solution: Heavy bleeding with a firm fundus suggests genital tract trauma (lacerations) or retained products — the nurse notifies the physician and assesses for the cause.</w:t>
       </w:r>
     </w:p>
     <w:p>
-      <w:pPr>
-        <w:spacing w:after="20" w:before="120"/>
-      </w:pPr>
       <w:r>
-        <w:rPr>
-          <w:b/>
-          <w:sz w:val="22"/>
-        </w:rPr>
-        <w:t>Question: A patient receiving IV fluids for dehydration becomes restless; the IV catheter has slipped out of the vein and the fluid is leaking into the surrounding tissues, causing swelling. Which term best describes this occurrence?</w:t>
+        <w:t xml:space="preserve">Positive Marks: 1</w:t>
       </w:r>
     </w:p>
     <w:p>
-      <w:pPr>
-        <w:spacing w:after="0" w:before="0"/>
-      </w:pPr>
       <w:r>
-        <w:rPr>
-          <w:b w:val="0"/>
-          <w:sz w:val="22"/>
-        </w:rPr>
-        <w:t>(a) Extravasation</w:t>
+        <w:t xml:space="preserve">Negative Marks: 0.25</w:t>
       </w:r>
     </w:p>
     <w:p>
-      <w:pPr>
-        <w:spacing w:after="0" w:before="0"/>
-      </w:pPr>
       <w:r>
-        <w:rPr>
-          <w:b w:val="0"/>
-          <w:sz w:val="22"/>
-        </w:rPr>
-        <w:t>(b) Fluid overload</w:t>
+        <w:t xml:space="preserve"/>
       </w:r>
     </w:p>
     <w:p>
-      <w:pPr>
-        <w:spacing w:after="0" w:before="0"/>
-      </w:pPr>
       <w:r>
-        <w:rPr>
-          <w:b w:val="0"/>
-          <w:sz w:val="22"/>
-        </w:rPr>
-        <w:t>(c) Infection</w:t>
+        <w:t xml:space="preserve">Question: A 5-year-old child with a burn injury is being assessed. The nurse should:</w:t>
       </w:r>
     </w:p>
     <w:p>
-      <w:pPr>
-        <w:spacing w:after="0" w:before="0"/>
-      </w:pPr>
       <w:r>
-        <w:rPr>
-          <w:b w:val="0"/>
-          <w:sz w:val="22"/>
-        </w:rPr>
-        <w:t>(d) Infiltration</w:t>
+        <w:t xml:space="preserve">(a) Assess TBSA, provide fluids, and prevent infection</w:t>
       </w:r>
     </w:p>
     <w:p>
-      <w:pPr>
-        <w:spacing w:after="0" w:before="40"/>
-      </w:pPr>
       <w:r>
-        <w:rPr>
-          <w:b/>
-          <w:sz w:val="22"/>
-        </w:rPr>
-        <w:t>Answer: d</w:t>
+        <w:t xml:space="preserve">(b) Give oral fluids only</w:t>
       </w:r>
     </w:p>
     <w:p>
-      <w:pPr>
-        <w:spacing w:after="0" w:before="0"/>
-      </w:pPr>
       <w:r>
-        <w:rPr>
-          <w:b w:val="0"/>
-          <w:sz w:val="21"/>
-        </w:rPr>
-        <w:t>Solution: Swelling, coolness and continued pain at the IV site with infusion despite restlessness indicate infiltration of the cannula.</w:t>
+        <w:t xml:space="preserve">(c) Skip wound care</w:t>
       </w:r>
     </w:p>
     <w:p>
-      <w:pPr>
-        <w:spacing w:after="0" w:before="0"/>
-      </w:pPr>
       <w:r>
-        <w:rPr>
-          <w:b w:val="0"/>
-          <w:sz w:val="20"/>
-        </w:rPr>
-        <w:t>Positive Marks: 1</w:t>
+        <w:t xml:space="preserve">(d) Send the child home</w:t>
       </w:r>
     </w:p>
     <w:p>
-      <w:pPr>
-        <w:spacing w:after="160" w:before="0"/>
-      </w:pPr>
       <w:r>
-        <w:rPr>
-          <w:b w:val="0"/>
-          <w:sz w:val="20"/>
-        </w:rPr>
-        <w:t>Negative Marks: 0.25</w:t>
+        <w:t xml:space="preserve">Answer: a</w:t>
       </w:r>
     </w:p>
     <w:p>
-      <w:pPr>
-        <w:spacing w:after="20" w:before="120"/>
-      </w:pPr>
       <w:r>
-        <w:rPr>
-          <w:b/>
-          <w:sz w:val="22"/>
-        </w:rPr>
-        <w:t>Question: During IV Potassium Chloride (KCl) correction, which ECG change indicates hyperkalemia requiring immediate stoppage of infusion?</w:t>
+        <w:t xml:space="preserve">Solution: Pediatric burns — TBSA assessment (rule of nines/modified for children), fluid resuscitation, wound care, and infection prevention.</w:t>
       </w:r>
     </w:p>
     <w:p>
-      <w:pPr>
-        <w:spacing w:after="0" w:before="0"/>
-      </w:pPr>
       <w:r>
-        <w:rPr>
-          <w:b w:val="0"/>
-          <w:sz w:val="22"/>
-        </w:rPr>
-        <w:t>(a) Depressed ST segment</w:t>
+        <w:t xml:space="preserve">Positive Marks: 1</w:t>
       </w:r>
     </w:p>
     <w:p>
-      <w:pPr>
-        <w:spacing w:after="0" w:before="0"/>
-      </w:pPr>
       <w:r>
-        <w:rPr>
-          <w:b w:val="0"/>
-          <w:sz w:val="22"/>
-        </w:rPr>
-        <w:t>(b) Tall peaked T waves</w:t>
+        <w:t xml:space="preserve">Negative Marks: 0.25</w:t>
       </w:r>
     </w:p>
     <w:p>
-      <w:pPr>
-        <w:spacing w:after="0" w:before="0"/>
-      </w:pPr>
       <w:r>
-        <w:rPr>
-          <w:b w:val="0"/>
-          <w:sz w:val="22"/>
-        </w:rPr>
-        <w:t>(c) Shallow inverted T wave</w:t>
+        <w:t xml:space="preserve"/>
       </w:r>
     </w:p>
     <w:p>
-      <w:pPr>
-        <w:spacing w:after="0" w:before="0"/>
-      </w:pPr>
       <w:r>
-        <w:rPr>
-          <w:b w:val="0"/>
-          <w:sz w:val="22"/>
-        </w:rPr>
-        <w:t>(d) Prominent U wave</w:t>
+        <w:t xml:space="preserve">Question: A patient with an anxiety disorder is being taught about sleep. The nurse should teach the patient to:</w:t>
       </w:r>
     </w:p>
     <w:p>
-      <w:pPr>
-        <w:spacing w:after="0" w:before="40"/>
-      </w:pPr>
       <w:r>
-        <w:rPr>
-          <w:b/>
-          <w:sz w:val="22"/>
-        </w:rPr>
-        <w:t>Answer: b</w:t>
+        <w:t xml:space="preserve">(a) Maintain a regular sleep-wake schedule</w:t>
       </w:r>
     </w:p>
     <w:p>
-      <w:pPr>
-        <w:spacing w:after="0" w:before="0"/>
-      </w:pPr>
       <w:r>
-        <w:rPr>
-          <w:b w:val="0"/>
-          <w:sz w:val="21"/>
-        </w:rPr>
-        <w:t>Solution: Tall peaked T waves are the earliest ECG sign of hyperkalemia. Immediate cessation of IV potassium infusion is required to avoid lethal dysrhythmias.</w:t>
+        <w:t xml:space="preserve">(b) Sleep irregularly</w:t>
       </w:r>
     </w:p>
     <w:p>
-      <w:pPr>
-        <w:spacing w:after="0" w:before="0"/>
-      </w:pPr>
       <w:r>
-        <w:rPr>
-          <w:b w:val="0"/>
-          <w:sz w:val="20"/>
-        </w:rPr>
-        <w:t>Positive Marks: 1</w:t>
+        <w:t xml:space="preserve">(c) Use caffeine at bedtime</w:t>
       </w:r>
     </w:p>
     <w:p>
-      <w:pPr>
-        <w:spacing w:after="160" w:before="0"/>
-      </w:pPr>
       <w:r>
-        <w:rPr>
-          <w:b w:val="0"/>
-          <w:sz w:val="20"/>
-        </w:rPr>
-        <w:t>Negative Marks: 0.25</w:t>
+        <w:t xml:space="preserve">(d) Avoid all rest</w:t>
       </w:r>
     </w:p>
     <w:p>
-      <w:pPr>
-        <w:spacing w:after="20" w:before="120"/>
-      </w:pPr>
       <w:r>
-        <w:rPr>
-          <w:b/>
-          <w:sz w:val="22"/>
-        </w:rPr>
-        <w:t>Question: Which type of catheter is used for intermittent catheterization and is removed immediately after the bladder is emptied?</w:t>
+        <w:t xml:space="preserve">Answer: a</w:t>
       </w:r>
     </w:p>
     <w:p>
-      <w:pPr>
-        <w:spacing w:after="0" w:before="0"/>
-      </w:pPr>
       <w:r>
-        <w:rPr>
-          <w:b w:val="0"/>
-          <w:sz w:val="22"/>
-        </w:rPr>
-        <w:t>(a) Pezzer catheter</w:t>
+        <w:t xml:space="preserve">Solution: Sleep hygiene — a regular schedule, a quiet dark environment, and avoiding caffeine/stimulants promote restful sleep and reduce anxiety.</w:t>
       </w:r>
     </w:p>
     <w:p>
-      <w:pPr>
-        <w:spacing w:after="0" w:before="0"/>
-      </w:pPr>
       <w:r>
-        <w:rPr>
-          <w:b w:val="0"/>
-          <w:sz w:val="22"/>
-        </w:rPr>
-        <w:t>(b) Straight (Nelaton) catheter</w:t>
+        <w:t xml:space="preserve">Positive Marks: 1</w:t>
       </w:r>
     </w:p>
     <w:p>
-      <w:pPr>
-        <w:spacing w:after="0" w:before="0"/>
-      </w:pPr>
       <w:r>
-        <w:rPr>
-          <w:b w:val="0"/>
-          <w:sz w:val="22"/>
-        </w:rPr>
-        <w:t>(c) Foley catheter</w:t>
+        <w:t xml:space="preserve">Negative Marks: 0.25</w:t>
       </w:r>
     </w:p>
     <w:p>
-      <w:pPr>
-        <w:spacing w:after="0" w:before="0"/>
-      </w:pPr>
       <w:r>
-        <w:rPr>
-          <w:b w:val="0"/>
-          <w:sz w:val="22"/>
-        </w:rPr>
-        <w:t>(d) Malecot catheter</w:t>
+        <w:t xml:space="preserve"/>
       </w:r>
     </w:p>
     <w:p>
-      <w:pPr>
-        <w:spacing w:after="0" w:before="40"/>
-      </w:pPr>
       <w:r>
-        <w:rPr>
-          <w:b/>
-          <w:sz w:val="22"/>
-        </w:rPr>
-        <w:t>Answer: b</w:t>
+        <w:t xml:space="preserve">Question: The "Pradhan Mantri Bhartiya Janaushadhi Kendra" medicines are meant for:</w:t>
       </w:r>
     </w:p>
     <w:p>
-      <w:pPr>
-        <w:spacing w:after="0" w:before="0"/>
-      </w:pPr>
       <w:r>
-        <w:rPr>
-          <w:b w:val="0"/>
-          <w:sz w:val="21"/>
-        </w:rPr>
-        <w:t>Solution: A straight (Nelaton) catheter is a single-lumen catheter used for intermittent catheterization and is removed once the bladder is drained; a Foley catheter is self-retaining because of its balloon.</w:t>
+        <w:t xml:space="preserve">(a) All patients needing affordable medicines</w:t>
       </w:r>
     </w:p>
     <w:p>
-      <w:pPr>
-        <w:spacing w:after="0" w:before="0"/>
-      </w:pPr>
       <w:r>
-        <w:rPr>
-          <w:b w:val="0"/>
-          <w:sz w:val="20"/>
-        </w:rPr>
-        <w:t>Positive Marks: 1</w:t>
+        <w:t xml:space="preserve">(b) Only the rich</w:t>
       </w:r>
     </w:p>
     <w:p>
-      <w:pPr>
-        <w:spacing w:after="160" w:before="0"/>
-      </w:pPr>
       <w:r>
-        <w:rPr>
-          <w:b w:val="0"/>
-          <w:sz w:val="20"/>
-        </w:rPr>
-        <w:t>Negative Marks: 0.25</w:t>
+        <w:t xml:space="preserve">(c) Only inpatients</w:t>
       </w:r>
     </w:p>
     <w:p>
-      <w:pPr>
-        <w:spacing w:after="20" w:before="120"/>
-      </w:pPr>
       <w:r>
-        <w:rPr>
-          <w:b/>
-          <w:sz w:val="22"/>
-        </w:rPr>
-        <w:t>Question: After complain of open abdominal surgery. The OT nurse needs to do which of the following activity first before suturing. (give priority answer)</w:t>
+        <w:t xml:space="preserve">(d) Only research use</w:t>
       </w:r>
     </w:p>
     <w:p>
-      <w:pPr>
-        <w:spacing w:after="0" w:before="0"/>
-      </w:pPr>
       <w:r>
-        <w:rPr>
-          <w:b w:val="0"/>
-          <w:sz w:val="22"/>
-        </w:rPr>
-        <w:t>(a) Change the gown</w:t>
+        <w:t xml:space="preserve">Answer: a</w:t>
       </w:r>
     </w:p>
     <w:p>
-      <w:pPr>
-        <w:spacing w:after="0" w:before="0"/>
-      </w:pPr>
       <w:r>
-        <w:rPr>
-          <w:b w:val="0"/>
-          <w:sz w:val="22"/>
-        </w:rPr>
-        <w:t>(b) Disinfection of OT</w:t>
+        <w:t xml:space="preserve">Solution: Jan Aushadhi medicines are available to all patients — reducing medicine costs and improving access.</w:t>
       </w:r>
     </w:p>
     <w:p>
-      <w:pPr>
-        <w:spacing w:after="0" w:before="0"/>
-      </w:pPr>
       <w:r>
-        <w:rPr>
-          <w:b w:val="0"/>
-          <w:sz w:val="22"/>
-        </w:rPr>
-        <w:t>(c) Clean the instruments</w:t>
+        <w:t xml:space="preserve">Positive Marks: 1</w:t>
       </w:r>
     </w:p>
     <w:p>
-      <w:pPr>
-        <w:spacing w:after="0" w:before="0"/>
-      </w:pPr>
       <w:r>
-        <w:rPr>
-          <w:b w:val="0"/>
-          <w:sz w:val="22"/>
-        </w:rPr>
-        <w:t>(d) Checking the sponge count &amp; instruments counts before suturing.</w:t>
+        <w:t xml:space="preserve">Negative Marks: 0.25</w:t>
       </w:r>
     </w:p>
     <w:p>
-      <w:pPr>
-        <w:spacing w:after="0" w:before="40"/>
-      </w:pPr>
       <w:r>
-        <w:rPr>
-          <w:b/>
-          <w:sz w:val="22"/>
-        </w:rPr>
-        <w:t>Answer: d</w:t>
+        <w:t xml:space="preserve"/>
       </w:r>
     </w:p>
     <w:p>
-      <w:pPr>
-        <w:spacing w:after="0" w:before="0"/>
-      </w:pPr>
       <w:r>
-        <w:rPr>
-          <w:b w:val="0"/>
-          <w:sz w:val="21"/>
-        </w:rPr>
-        <w:t>Solution: Before closure of an abdominal wound, a complete sponge, needle and instrument count with the circulator is mandatory to prevent retained items.</w:t>
+        <w:t xml:space="preserve">Question: The nurse is to administer 210 mg of a medication. The tablets are 70 mg each. How many tablets are needed?</w:t>
       </w:r>
     </w:p>
     <w:p>
-      <w:pPr>
-        <w:spacing w:after="0" w:before="0"/>
-      </w:pPr>
       <w:r>
-        <w:rPr>
-          <w:b w:val="0"/>
-          <w:sz w:val="20"/>
-        </w:rPr>
-        <w:t>Positive Marks: 1</w:t>
+        <w:t xml:space="preserve">(a) 2 tablets</w:t>
       </w:r>
     </w:p>
     <w:p>
-      <w:pPr>
-        <w:spacing w:after="160" w:before="0"/>
-      </w:pPr>
       <w:r>
-        <w:rPr>
-          <w:b w:val="0"/>
-          <w:sz w:val="20"/>
-        </w:rPr>
-        <w:t>Negative Marks: 0.25</w:t>
+        <w:t xml:space="preserve">(b) 3 tablets</w:t>
       </w:r>
     </w:p>
     <w:p>
-      <w:pPr>
-        <w:spacing w:after="20" w:before="120"/>
-      </w:pPr>
       <w:r>
-        <w:rPr>
-          <w:b/>
-          <w:sz w:val="22"/>
-        </w:rPr>
-        <w:t>Question: Height measurement of 2 year old child is done by</w:t>
+        <w:t xml:space="preserve">(c) 4 tablets</w:t>
       </w:r>
     </w:p>
     <w:p>
-      <w:pPr>
-        <w:spacing w:after="0" w:before="0"/>
-      </w:pPr>
       <w:r>
-        <w:rPr>
-          <w:b w:val="0"/>
-          <w:sz w:val="22"/>
-        </w:rPr>
-        <w:t>(a) Goniometer</w:t>
+        <w:t xml:space="preserve">(d) 5 tablets</w:t>
       </w:r>
     </w:p>
     <w:p>
-      <w:pPr>
-        <w:spacing w:after="0" w:before="0"/>
-      </w:pPr>
       <w:r>
-        <w:rPr>
-          <w:b w:val="0"/>
-          <w:sz w:val="22"/>
-        </w:rPr>
-        <w:t>(b) Refractometer</w:t>
+        <w:t xml:space="preserve">Answer: b</w:t>
       </w:r>
     </w:p>
     <w:p>
-      <w:pPr>
-        <w:spacing w:after="0" w:before="0"/>
-      </w:pPr>
       <w:r>
-        <w:rPr>
-          <w:b w:val="0"/>
-          <w:sz w:val="22"/>
-        </w:rPr>
-        <w:t>(c) Stadiometer</w:t>
+        <w:t xml:space="preserve">Solution: Tablets = 210 ÷ 70 = 3 tablets.</w:t>
       </w:r>
     </w:p>
     <w:p>
-      <w:pPr>
-        <w:spacing w:after="0" w:before="0"/>
-      </w:pPr>
       <w:r>
-        <w:rPr>
-          <w:b w:val="0"/>
-          <w:sz w:val="22"/>
-        </w:rPr>
-        <w:t>(d) Infantometer</w:t>
+        <w:t xml:space="preserve">Positive Marks: 1</w:t>
       </w:r>
     </w:p>
     <w:p>
-      <w:pPr>
-        <w:spacing w:after="0" w:before="40"/>
-      </w:pPr>
       <w:r>
-        <w:rPr>
-          <w:b/>
-          <w:sz w:val="22"/>
-        </w:rPr>
-        <w:t>Answer: c</w:t>
+        <w:t xml:space="preserve">Negative Marks: 0.25</w:t>
       </w:r>
     </w:p>
     <w:p>
-      <w:pPr>
-        <w:spacing w:after="0" w:before="0"/>
-      </w:pPr>
       <w:r>
-        <w:rPr>
-          <w:b w:val="0"/>
-          <w:sz w:val="21"/>
-        </w:rPr>
-        <w:t>Solution: Height of a 2-year-old child is measured with a stadiometer (standing height).</w:t>
+        <w:t xml:space="preserve"/>
       </w:r>
     </w:p>
     <w:p>
-      <w:pPr>
-        <w:spacing w:after="0" w:before="0"/>
-      </w:pPr>
       <w:r>
-        <w:rPr>
-          <w:b w:val="0"/>
-          <w:sz w:val="20"/>
-        </w:rPr>
-        <w:t>Positive Marks: 1</w:t>
+        <w:t xml:space="preserve">Question: The nurse is caring for a patient with hypernatremia. The nurse should:</w:t>
       </w:r>
     </w:p>
     <w:p>
-      <w:pPr>
-        <w:spacing w:after="160" w:before="0"/>
-      </w:pPr>
       <w:r>
-        <w:rPr>
-          <w:b w:val="0"/>
-          <w:sz w:val="20"/>
-        </w:rPr>
-        <w:t>Negative Marks: 0.25</w:t>
+        <w:t xml:space="preserve">(a) Correct sodium gradually and monitor neurological status</w:t>
       </w:r>
     </w:p>
     <w:p>
-      <w:pPr>
-        <w:spacing w:after="20" w:before="120"/>
-      </w:pPr>
       <w:r>
-        <w:rPr>
-          <w:b/>
-          <w:sz w:val="22"/>
-        </w:rPr>
-        <w:t>Question: Which rating scale is specifically designed to measure symptom severity in patients with Schizophrenia?</w:t>
+        <w:t xml:space="preserve">(b) Correct rapidly</w:t>
       </w:r>
     </w:p>
     <w:p>
-      <w:pPr>
-        <w:spacing w:after="0" w:before="0"/>
-      </w:pPr>
       <w:r>
-        <w:rPr>
-          <w:b w:val="0"/>
-          <w:sz w:val="22"/>
-        </w:rPr>
-        <w:t>(a) NRS</w:t>
+        <w:t xml:space="preserve">(c) Give salt</w:t>
       </w:r>
     </w:p>
     <w:p>
-      <w:pPr>
-        <w:spacing w:after="0" w:before="0"/>
-      </w:pPr>
       <w:r>
-        <w:rPr>
-          <w:b w:val="0"/>
-          <w:sz w:val="22"/>
-        </w:rPr>
-        <w:t>(b) FLACC</w:t>
+        <w:t xml:space="preserve">(d) Ignore the sodium</w:t>
       </w:r>
     </w:p>
     <w:p>
-      <w:pPr>
-        <w:spacing w:after="0" w:before="0"/>
-      </w:pPr>
       <w:r>
-        <w:rPr>
-          <w:b w:val="0"/>
-          <w:sz w:val="22"/>
-        </w:rPr>
-        <w:t>(c) PANSS (Positive and Negative Syndrome Scale)</w:t>
+        <w:t xml:space="preserve">Answer: a</w:t>
       </w:r>
     </w:p>
     <w:p>
-      <w:pPr>
-        <w:spacing w:after="0" w:before="0"/>
-      </w:pPr>
       <w:r>
-        <w:rPr>
-          <w:b w:val="0"/>
-          <w:sz w:val="22"/>
-        </w:rPr>
-        <w:t>(d) VAS</w:t>
+        <w:t xml:space="preserve">Solution: Hypernatremia — gradual correction (rapid correction causes cerebral edema), monitoring of sodium and neurological status, and treating the cause.</w:t>
       </w:r>
     </w:p>
     <w:p>
-      <w:pPr>
-        <w:spacing w:after="0" w:before="40"/>
-      </w:pPr>
       <w:r>
-        <w:rPr>
-          <w:b/>
-          <w:sz w:val="22"/>
-        </w:rPr>
-        <w:t>Answer: c</w:t>
+        <w:t xml:space="preserve">Positive Marks: 1</w:t>
       </w:r>
     </w:p>
     <w:p>
-      <w:pPr>
-        <w:spacing w:after="0" w:before="0"/>
-      </w:pPr>
       <w:r>
-        <w:rPr>
-          <w:b w:val="0"/>
-          <w:sz w:val="21"/>
-        </w:rPr>
-        <w:t>Solution: PANSS (Positive and Negative Syndrome Scale) is a medical scale used for measuring symptom severity of patients with schizophrenia.</w:t>
+        <w:t xml:space="preserve">Negative Marks: 0.25</w:t>
       </w:r>
     </w:p>
     <w:p>
-      <w:pPr>
-        <w:spacing w:after="0" w:before="0"/>
-      </w:pPr>
       <w:r>
-        <w:rPr>
-          <w:b w:val="0"/>
-          <w:sz w:val="20"/>
-        </w:rPr>
-        <w:t>Positive Marks: 1</w:t>
+        <w:t xml:space="preserve"/>
       </w:r>
     </w:p>
     <w:p>
-      <w:pPr>
-        <w:spacing w:after="160" w:before="0"/>
-      </w:pPr>
       <w:r>
-        <w:rPr>
-          <w:b w:val="0"/>
-          <w:sz w:val="20"/>
-        </w:rPr>
-        <w:t>Negative Marks: 0.25</w:t>
+        <w:t xml:space="preserve">Question: The nurse is assessing a patient's breathing. Which sound is characteristic of bronchospasm (asthma)?</w:t>
       </w:r>
     </w:p>
     <w:p>
-      <w:pPr>
-        <w:spacing w:after="20" w:before="120"/>
-      </w:pPr>
       <w:r>
-        <w:rPr>
-          <w:b/>
-          <w:sz w:val="22"/>
-        </w:rPr>
-        <w:t>Question: Which position is most appropriate for a patient with dyspnoea?</w:t>
+        <w:t xml:space="preserve">(a) Wheezing</w:t>
       </w:r>
     </w:p>
     <w:p>
-      <w:pPr>
-        <w:spacing w:after="0" w:before="0"/>
-      </w:pPr>
       <w:r>
-        <w:rPr>
-          <w:b w:val="0"/>
-          <w:sz w:val="22"/>
-        </w:rPr>
-        <w:t>(a) Supine</w:t>
+        <w:t xml:space="preserve">(b) Stridor</w:t>
       </w:r>
     </w:p>
     <w:p>
-      <w:pPr>
-        <w:spacing w:after="0" w:before="0"/>
-      </w:pPr>
       <w:r>
-        <w:rPr>
-          <w:b w:val="0"/>
-          <w:sz w:val="22"/>
-        </w:rPr>
-        <w:t>(b) Lithotomy</w:t>
+        <w:t xml:space="preserve">(c) Crackles</w:t>
       </w:r>
     </w:p>
     <w:p>
-      <w:pPr>
-        <w:spacing w:after="0" w:before="0"/>
-      </w:pPr>
       <w:r>
-        <w:rPr>
-          <w:b w:val="0"/>
-          <w:sz w:val="22"/>
-        </w:rPr>
-        <w:t>(c) Prone</w:t>
+        <w:t xml:space="preserve">(d) Normal sounds</w:t>
       </w:r>
     </w:p>
     <w:p>
-      <w:pPr>
-        <w:spacing w:after="0" w:before="0"/>
-      </w:pPr>
       <w:r>
-        <w:rPr>
-          <w:b w:val="0"/>
-          <w:sz w:val="22"/>
-        </w:rPr>
-        <w:t>(d) Fowler's</w:t>
+        <w:t xml:space="preserve">Answer: a</w:t>
       </w:r>
     </w:p>
     <w:p>
-      <w:pPr>
-        <w:spacing w:after="0" w:before="40"/>
-      </w:pPr>
       <w:r>
-        <w:rPr>
-          <w:b/>
-          <w:sz w:val="22"/>
-        </w:rPr>
-        <w:t>Answer: d</w:t>
+        <w:t xml:space="preserve">Solution: Wheezing — a high-pitched musical sound on expiration — indicates narrowed airways (asthma, COPD). Stridor is upper airway obstruction; crackles suggest fluid in the lungs.</w:t>
       </w:r>
     </w:p>
     <w:p>
-      <w:pPr>
-        <w:spacing w:after="0" w:before="0"/>
-      </w:pPr>
       <w:r>
-        <w:rPr>
-          <w:b w:val="0"/>
-          <w:sz w:val="21"/>
-        </w:rPr>
-        <w:t>Solution: Fowler's (semi-Fowler's) position eases breathing by allowing maximum lung expansion.</w:t>
+        <w:t xml:space="preserve">Positive Marks: 1</w:t>
       </w:r>
     </w:p>
     <w:p>
-      <w:pPr>
-        <w:spacing w:after="0" w:before="0"/>
-      </w:pPr>
       <w:r>
-        <w:rPr>
-          <w:b w:val="0"/>
-          <w:sz w:val="20"/>
-        </w:rPr>
-        <w:t>Positive Marks: 1</w:t>
+        <w:t xml:space="preserve">Negative Marks: 0.25</w:t>
       </w:r>
     </w:p>
     <w:p>
-      <w:pPr>
-        <w:spacing w:after="160" w:before="0"/>
-      </w:pPr>
       <w:r>
-        <w:rPr>
-          <w:b w:val="0"/>
-          <w:sz w:val="20"/>
-        </w:rPr>
-        <w:t>Negative Marks: 0.25</w:t>
+        <w:t xml:space="preserve"/>
       </w:r>
     </w:p>
     <w:p>
-      <w:pPr>
-        <w:spacing w:after="20" w:before="120"/>
-      </w:pPr>
       <w:r>
-        <w:rPr>
-          <w:b/>
-          <w:sz w:val="22"/>
-        </w:rPr>
-        <w:t>Question: Give the correct order of five stages of dying person.</w:t>
+        <w:t xml:space="preserve">Question: A patient with a fractured radius in a cast is being taught about cast care. Which statement indicates correct understanding?</w:t>
       </w:r>
     </w:p>
     <w:p>
-      <w:pPr>
-        <w:spacing w:after="0" w:before="0"/>
-      </w:pPr>
       <w:r>
-        <w:rPr>
-          <w:b w:val="0"/>
-          <w:sz w:val="22"/>
-        </w:rPr>
-        <w:t>(a) Denial - Anger - Bargaining - Depression - Acceptance</w:t>
+        <w:t xml:space="preserve">(a) "I will keep the cast dry and report any numbness."</w:t>
       </w:r>
     </w:p>
     <w:p>
-      <w:pPr>
-        <w:spacing w:after="0" w:before="0"/>
-      </w:pPr>
       <w:r>
-        <w:rPr>
-          <w:b w:val="0"/>
-          <w:sz w:val="22"/>
-        </w:rPr>
-        <w:t>(b) Denial - Depression - Bargaining - Anger - Acceptance</w:t>
+        <w:t xml:space="preserve">(b) "I will remove the cast if it itches."</w:t>
       </w:r>
     </w:p>
     <w:p>
-      <w:pPr>
-        <w:spacing w:after="0" w:before="0"/>
-      </w:pPr>
       <w:r>
-        <w:rPr>
-          <w:b w:val="0"/>
-          <w:sz w:val="22"/>
-        </w:rPr>
-        <w:t>(c) Anger - Depression - Bargaining - Denial - Acceptance</w:t>
+        <w:t xml:space="preserve">(c) "I will use a stick to scratch."</w:t>
       </w:r>
     </w:p>
     <w:p>
-      <w:pPr>
-        <w:spacing w:after="0" w:before="0"/>
-      </w:pPr>
       <w:r>
-        <w:rPr>
-          <w:b w:val="0"/>
-          <w:sz w:val="22"/>
-        </w:rPr>
-        <w:t>(d) Depression - Denial - Anger - Bargaining - Acceptance</w:t>
+        <w:t xml:space="preserve">(d) "I will soak the cast."</w:t>
       </w:r>
     </w:p>
     <w:p>
-      <w:pPr>
-        <w:spacing w:after="0" w:before="40"/>
-      </w:pPr>
       <w:r>
-        <w:rPr>
-          <w:b/>
-          <w:sz w:val="22"/>
-        </w:rPr>
-        <w:t>Answer: a</w:t>
+        <w:t xml:space="preserve">Answer: a</w:t>
       </w:r>
     </w:p>
     <w:p>
-      <w:pPr>
-        <w:spacing w:after="0" w:before="0"/>
-      </w:pPr>
       <w:r>
-        <w:rPr>
-          <w:b w:val="0"/>
-          <w:sz w:val="21"/>
-        </w:rPr>
-        <w:t>Solution: Kübler-Ross stages of dying in order: Denial → Anger → Bargaining → Depression → Acceptance.</w:t>
+        <w:t xml:space="preserve">Solution: Cast care — keep it dry, report neurovascular changes, avoid inserting objects, and follow weight-bearing instructions.</w:t>
       </w:r>
     </w:p>
     <w:p>
-      <w:pPr>
-        <w:spacing w:after="0" w:before="0"/>
-      </w:pPr>
       <w:r>
-        <w:rPr>
-          <w:b w:val="0"/>
-          <w:sz w:val="20"/>
-        </w:rPr>
-        <w:t>Positive Marks: 1</w:t>
+        <w:t xml:space="preserve">Positive Marks: 1</w:t>
       </w:r>
     </w:p>
     <w:p>
-      <w:pPr>
-        <w:spacing w:after="160" w:before="0"/>
-      </w:pPr>
       <w:r>
-        <w:rPr>
-          <w:b w:val="0"/>
-          <w:sz w:val="20"/>
-        </w:rPr>
-        <w:t>Negative Marks: 0.25</w:t>
+        <w:t xml:space="preserve">Negative Marks: 0.25</w:t>
       </w:r>
     </w:p>
     <w:p>
-      <w:pPr>
-        <w:spacing w:after="20" w:before="120"/>
-      </w:pPr>
       <w:r>
-        <w:rPr>
-          <w:b/>
-          <w:sz w:val="22"/>
-        </w:rPr>
-        <w:t>Question: The nurse notes that a client's abdominal wound has dehisced and bowel is protruding. What should the nurse do FIRST?</w:t>
+        <w:t xml:space="preserve">Question: A patient with chronic renal failure is being taught about signs of worsening kidney function. The nurse should teach the patient to report:</w:t>
       </w:r>
     </w:p>
     <w:p>
-      <w:pPr>
-        <w:spacing w:after="0" w:before="0"/>
-      </w:pPr>
       <w:r>
-        <w:rPr>
-          <w:b w:val="0"/>
-          <w:sz w:val="22"/>
-        </w:rPr>
-        <w:t>(a) Place the client flat and wait for the surgeon</w:t>
+        <w:t xml:space="preserve">(a) Decreased urine output, swelling, and fatigue</w:t>
       </w:r>
     </w:p>
     <w:p>
-      <w:pPr>
-        <w:spacing w:after="0" w:before="0"/>
-      </w:pPr>
       <w:r>
-        <w:rPr>
-          <w:b w:val="0"/>
-          <w:sz w:val="22"/>
-        </w:rPr>
-        <w:t>(b) Cover the wound with sterile saline-soaked dressings</w:t>
+        <w:t xml:space="preserve">(b) Increased appetite only</w:t>
       </w:r>
     </w:p>
     <w:p>
-      <w:pPr>
-        <w:spacing w:after="0" w:before="0"/>
-      </w:pPr>
       <w:r>
-        <w:rPr>
-          <w:b w:val="0"/>
-          <w:sz w:val="22"/>
-        </w:rPr>
-        <w:t>(c) Gently push the bowel back into the abdomen</w:t>
+        <w:t xml:space="preserve">(c) Weight loss only</w:t>
       </w:r>
     </w:p>
     <w:p>
-      <w:pPr>
-        <w:spacing w:after="0" w:before="0"/>
-      </w:pPr>
       <w:r>
-        <w:rPr>
-          <w:b w:val="0"/>
-          <w:sz w:val="22"/>
-        </w:rPr>
-        <w:t>(d) Apply a dry sterile dressing</w:t>
+        <w:t xml:space="preserve">(d) Dry skin</w:t>
       </w:r>
     </w:p>
     <w:p>
-      <w:pPr>
-        <w:spacing w:after="0" w:before="40"/>
-      </w:pPr>
       <w:r>
-        <w:rPr>
-          <w:b/>
-          <w:sz w:val="22"/>
-        </w:rPr>
-        <w:t>Answer: b</w:t>
+        <w:t xml:space="preserve">Answer: a</w:t>
       </w:r>
     </w:p>
     <w:p>
-      <w:pPr>
-        <w:spacing w:after="0" w:before="0"/>
-      </w:pPr>
       <w:r>
-        <w:rPr>
-          <w:b w:val="0"/>
-          <w:sz w:val="21"/>
-        </w:rPr>
-        <w:t>Solution: Eviscerated bowel must be kept moist with sterile saline-soaked gauze to prevent drying and necrosis; it is never pushed back, and the surgeon is notified immediately.</w:t>
+        <w:t xml:space="preserve">Solution: Worsening renal failure — oliguria, edema, and fatigue (uremia) require reporting; the nurse monitors weight, I/O, and electrolytes.</w:t>
       </w:r>
     </w:p>
     <w:p>
-      <w:pPr>
-        <w:spacing w:after="0" w:before="0"/>
-      </w:pPr>
       <w:r>
-        <w:rPr>
-          <w:b w:val="0"/>
-          <w:sz w:val="20"/>
-        </w:rPr>
-        <w:t>Positive Marks: 1</w:t>
+        <w:t xml:space="preserve">Positive Marks: 1</w:t>
       </w:r>
     </w:p>
     <w:p>
-      <w:pPr>
-        <w:spacing w:after="160" w:before="0"/>
-      </w:pPr>
       <w:r>
-        <w:rPr>
-          <w:b w:val="0"/>
-          <w:sz w:val="20"/>
-        </w:rPr>
-        <w:t>Negative Marks: 0.25</w:t>
+        <w:t xml:space="preserve">Negative Marks: 0.25</w:t>
       </w:r>
     </w:p>
     <w:p>
-      <w:pPr>
-        <w:spacing w:after="20" w:before="120"/>
-      </w:pPr>
       <w:r>
-        <w:rPr>
-          <w:b/>
-          <w:sz w:val="22"/>
-        </w:rPr>
-        <w:t>Question: The normal pulse rate of a newborn is:</w:t>
+        <w:t xml:space="preserve"/>
       </w:r>
     </w:p>
     <w:p>
-      <w:pPr>
-        <w:spacing w:after="0" w:before="0"/>
-      </w:pPr>
       <w:r>
-        <w:rPr>
-          <w:b w:val="0"/>
-          <w:sz w:val="22"/>
-        </w:rPr>
-        <w:t>(a) 60-80 beats/min</w:t>
+        <w:t xml:space="preserve">Question: The nurse is preparing a patient for a renal ultrasound. The nurse should:</w:t>
       </w:r>
     </w:p>
     <w:p>
-      <w:pPr>
-        <w:spacing w:after="0" w:before="0"/>
-      </w:pPr>
       <w:r>
-        <w:rPr>
-          <w:b w:val="0"/>
-          <w:sz w:val="22"/>
-        </w:rPr>
-        <w:t>(b) 100-160 beats/min</w:t>
+        <w:t xml:space="preserve">(a) Explain the procedure and any bladder preparation</w:t>
       </w:r>
     </w:p>
     <w:p>
-      <w:pPr>
-        <w:spacing w:after="0" w:before="0"/>
-      </w:pPr>
       <w:r>
-        <w:rPr>
-          <w:b w:val="0"/>
-          <w:sz w:val="22"/>
-        </w:rPr>
-        <w:t>(c) 80-100 beats/min</w:t>
+        <w:t xml:space="preserve">(b) Give a heavy meal</w:t>
       </w:r>
     </w:p>
     <w:p>
-      <w:pPr>
-        <w:spacing w:after="0" w:before="0"/>
-      </w:pPr>
       <w:r>
-        <w:rPr>
-          <w:b w:val="0"/>
-          <w:sz w:val="22"/>
-        </w:rPr>
-        <w:t>(d) 160-200 beats/min</w:t>
+        <w:t xml:space="preserve">(c) Skip preparation</w:t>
       </w:r>
     </w:p>
     <w:p>
-      <w:pPr>
-        <w:spacing w:after="0" w:before="40"/>
-      </w:pPr>
       <w:r>
-        <w:rPr>
-          <w:b/>
-          <w:sz w:val="22"/>
-        </w:rPr>
-        <w:t>Answer: b</w:t>
+        <w:t xml:space="preserve">(d) Give contrast</w:t>
       </w:r>
     </w:p>
     <w:p>
-      <w:pPr>
-        <w:spacing w:after="0" w:before="0"/>
-      </w:pPr>
       <w:r>
-        <w:rPr>
-          <w:b w:val="0"/>
-          <w:sz w:val="21"/>
-        </w:rPr>
-        <w:t>Solution: The normal newborn heart rate is 100-160 beats per minute (may reach 180 during crying).</w:t>
+        <w:t xml:space="preserve">Answer: a</w:t>
       </w:r>
     </w:p>
     <w:p>
-      <w:pPr>
-        <w:spacing w:after="0" w:before="0"/>
-      </w:pPr>
       <w:r>
-        <w:rPr>
-          <w:b w:val="0"/>
-          <w:sz w:val="20"/>
-        </w:rPr>
-        <w:t>Positive Marks: 1</w:t>
+        <w:t xml:space="preserve">Solution: Renal ultrasound — non-invasive (sound waves); a full bladder may be required. The nurse explains the procedure and prepares the patient.</w:t>
       </w:r>
     </w:p>
     <w:p>
-      <w:pPr>
-        <w:spacing w:after="160" w:before="0"/>
-      </w:pPr>
       <w:r>
-        <w:rPr>
-          <w:b w:val="0"/>
-          <w:sz w:val="20"/>
-        </w:rPr>
-        <w:t>Negative Marks: 0.25</w:t>
+        <w:t xml:space="preserve">Positive Marks: 1</w:t>
       </w:r>
     </w:p>
     <w:p>
-      <w:pPr>
-        <w:spacing w:after="20" w:before="120"/>
-      </w:pPr>
       <w:r>
-        <w:rPr>
-          <w:b/>
-          <w:sz w:val="22"/>
-        </w:rPr>
-        <w:t>Question: While performing an endotracheal tube (ET) suction, the nurse observed that the client is having sudden severe tachycardia.Which of the following should be the immediate response of the nurse?</w:t>
+        <w:t xml:space="preserve">Negative Marks: 0.25</w:t>
       </w:r>
     </w:p>
     <w:p>
-      <w:pPr>
-        <w:spacing w:after="0" w:before="0"/>
-      </w:pPr>
       <w:r>
-        <w:rPr>
-          <w:b w:val="0"/>
-          <w:sz w:val="22"/>
-        </w:rPr>
-        <w:t>(a) Stop suction and perform re-oxygenation</w:t>
+        <w:t xml:space="preserve"/>
       </w:r>
     </w:p>
     <w:p>
-      <w:pPr>
-        <w:spacing w:after="0" w:before="0"/>
-      </w:pPr>
       <w:r>
-        <w:rPr>
-          <w:b w:val="0"/>
-          <w:sz w:val="22"/>
-        </w:rPr>
-        <w:t>(b) Hyperoxygenate before suctioning</w:t>
+        <w:t xml:space="preserve">Question: A patient at 38 weeks of gestation is in the third stage of labor. The nurse observes the placenta is separating. The nurse should:</w:t>
       </w:r>
     </w:p>
     <w:p>
-      <w:pPr>
-        <w:spacing w:after="0" w:before="0"/>
-      </w:pPr>
       <w:r>
-        <w:rPr>
-          <w:b w:val="0"/>
-          <w:sz w:val="22"/>
-        </w:rPr>
-        <w:t>(c) Call the physician</w:t>
+        <w:t xml:space="preserve">(a) Assist with controlled delivery of the placenta</w:t>
       </w:r>
     </w:p>
     <w:p>
-      <w:pPr>
-        <w:spacing w:after="0" w:before="0"/>
-      </w:pPr>
       <w:r>
-        <w:rPr>
-          <w:b w:val="0"/>
-          <w:sz w:val="22"/>
-        </w:rPr>
-        <w:t>(d) Continue the suction</w:t>
+        <w:t xml:space="preserve">(b) Pull the cord forcefully</w:t>
       </w:r>
     </w:p>
     <w:p>
-      <w:pPr>
-        <w:spacing w:after="0" w:before="40"/>
-      </w:pPr>
       <w:r>
-        <w:rPr>
-          <w:b/>
-          <w:sz w:val="22"/>
-        </w:rPr>
-        <w:t>Answer: a</w:t>
+        <w:t xml:space="preserve">(c) Push on the fundus</w:t>
       </w:r>
     </w:p>
     <w:p>
-      <w:pPr>
-        <w:spacing w:after="0" w:before="0"/>
-      </w:pPr>
       <w:r>
-        <w:rPr>
-          <w:b w:val="0"/>
-          <w:sz w:val="21"/>
-        </w:rPr>
-        <w:t>Solution: When a nurse observes sudden severe tachycardia in a client during an endotracheal tube suction, the immediate response should be to stop suction and perform re-oxygenation. Sudden severe tachycardia may indicate a temporary disruption in oxygen supply or increased stress on the cardiovascular system. By stopping the suction and providing re-oxygenation, the nurse can ensure that the client receives adequate oxygen and reduce the risk of further complications. Hyperoxygenation before suctioning is a standard practice to optimize oxygen levels and minimize the risk of hypoxia during the procedure.</w:t>
+        <w:t xml:space="preserve">(d) Leave the placenta</w:t>
       </w:r>
     </w:p>
     <w:p>
-      <w:pPr>
-        <w:spacing w:after="0" w:before="0"/>
-      </w:pPr>
       <w:r>
-        <w:rPr>
-          <w:b w:val="0"/>
-          <w:sz w:val="20"/>
-        </w:rPr>
-        <w:t>Positive Marks: 1</w:t>
+        <w:t xml:space="preserve">Answer: a</w:t>
       </w:r>
     </w:p>
     <w:p>
-      <w:pPr>
-        <w:spacing w:after="160" w:before="0"/>
-      </w:pPr>
       <w:r>
-        <w:rPr>
-          <w:b w:val="0"/>
-          <w:sz w:val="20"/>
-        </w:rPr>
-        <w:t>Negative Marks: 0.25</w:t>
+        <w:t xml:space="preserve">Solution: Placental delivery — controlled cord traction with fundal support, after signs of separation, prevents retained placenta and hemorrhage.</w:t>
       </w:r>
     </w:p>
     <w:p>
-      <w:pPr>
-        <w:spacing w:after="20" w:before="120"/>
-      </w:pPr>
       <w:r>
-        <w:rPr>
-          <w:b/>
-          <w:sz w:val="22"/>
-        </w:rPr>
-        <w:t>Question: Which test should be done every week for a patient who is taking Clozapine?</w:t>
+        <w:t xml:space="preserve">Positive Marks: 1</w:t>
       </w:r>
     </w:p>
     <w:p>
-      <w:pPr>
-        <w:spacing w:after="0" w:before="0"/>
-      </w:pPr>
       <w:r>
-        <w:rPr>
-          <w:b w:val="0"/>
-          <w:sz w:val="22"/>
-        </w:rPr>
-        <w:t>(a) ESR</w:t>
+        <w:t xml:space="preserve">Negative Marks: 0.25</w:t>
       </w:r>
     </w:p>
     <w:p>
-      <w:pPr>
-        <w:spacing w:after="0" w:before="0"/>
-      </w:pPr>
       <w:r>
-        <w:rPr>
-          <w:b w:val="0"/>
-          <w:sz w:val="22"/>
-        </w:rPr>
-        <w:t>(b) BUN</w:t>
+        <w:t xml:space="preserve"/>
       </w:r>
     </w:p>
     <w:p>
-      <w:pPr>
-        <w:spacing w:after="0" w:before="0"/>
-      </w:pPr>
       <w:r>
-        <w:rPr>
-          <w:b w:val="0"/>
-          <w:sz w:val="22"/>
-        </w:rPr>
-        <w:t>(c) CBC</w:t>
+        <w:t xml:space="preserve">Question: A 6-month-old infant with bronchiolitis is being discharged. The nurse should teach the parents to:</w:t>
       </w:r>
     </w:p>
     <w:p>
-      <w:pPr>
-        <w:spacing w:after="0" w:before="0"/>
-      </w:pPr>
       <w:r>
-        <w:rPr>
-          <w:b w:val="0"/>
-          <w:sz w:val="22"/>
-        </w:rPr>
-        <w:t>(d) Sugar profile</w:t>
+        <w:t xml:space="preserve">(a) Monitor breathing, suction the nose, and follow up</w:t>
       </w:r>
     </w:p>
     <w:p>
-      <w:pPr>
-        <w:spacing w:after="0" w:before="40"/>
-      </w:pPr>
       <w:r>
-        <w:rPr>
-          <w:b/>
-          <w:sz w:val="22"/>
-        </w:rPr>
-        <w:t>Answer: c</w:t>
+        <w:t xml:space="preserve">(b) Give cough syrup freely</w:t>
       </w:r>
     </w:p>
     <w:p>
-      <w:pPr>
-        <w:spacing w:after="0" w:before="0"/>
-      </w:pPr>
       <w:r>
-        <w:rPr>
-          <w:b w:val="0"/>
-          <w:sz w:val="21"/>
-        </w:rPr>
-        <w:t>Solution: For a patient taking Clozapine, the test that should be done every week is a complete blood count (CBC) (option A). Clozapine is an atypical antipsychotic medication used in the treatment of schizophrenia. It is associated with a potential side effect called agranulocytosis, which is a severe decrease in the number of white blood cells, specifically neutrophils. Regular monitoring of the CBC, including the absolute neutrophil count (ANC), is crucial to detect any changes in the white blood cell levels. Close monitoring of the CBC helps to ensure early identification of agranulocytosis and prompt intervention if necessary.</w:t>
+        <w:t xml:space="preserve">(c) Skip follow-up</w:t>
       </w:r>
     </w:p>
     <w:p>
-      <w:pPr>
-        <w:spacing w:after="0" w:before="0"/>
-      </w:pPr>
       <w:r>
-        <w:rPr>
-          <w:b w:val="0"/>
-          <w:sz w:val="20"/>
-        </w:rPr>
-        <w:t>Positive Marks: 1</w:t>
+        <w:t xml:space="preserve">(d) Position the infant flat</w:t>
       </w:r>
     </w:p>
     <w:p>
-      <w:pPr>
-        <w:spacing w:after="160" w:before="0"/>
-      </w:pPr>
       <w:r>
-        <w:rPr>
-          <w:b w:val="0"/>
-          <w:sz w:val="20"/>
-        </w:rPr>
-        <w:t>Negative Marks: 0.25</w:t>
+        <w:t xml:space="preserve">Answer: a</w:t>
       </w:r>
     </w:p>
     <w:p>
-      <w:pPr>
-        <w:spacing w:after="20" w:before="120"/>
-      </w:pPr>
       <w:r>
-        <w:rPr>
-          <w:b/>
-          <w:sz w:val="22"/>
-        </w:rPr>
-        <w:t>Question: Which disease is caused by rat fleas? Vitamin B (Nutrition)</w:t>
+        <w:t xml:space="preserve">Solution: Bronchiolitis discharge — the parents monitor for respiratory distress, use nasal suctioning, maintain hydration, and attend follow-up.</w:t>
       </w:r>
     </w:p>
     <w:p>
-      <w:pPr>
-        <w:spacing w:after="0" w:before="0"/>
-      </w:pPr>
       <w:r>
-        <w:rPr>
-          <w:b w:val="0"/>
-          <w:sz w:val="22"/>
-        </w:rPr>
-        <w:t>(a) Sleeping sickness V</w:t>
+        <w:t xml:space="preserve">Positive Marks: 1</w:t>
       </w:r>
     </w:p>
     <w:p>
-      <w:pPr>
-        <w:spacing w:after="0" w:before="0"/>
-      </w:pPr>
       <w:r>
-        <w:rPr>
-          <w:b w:val="0"/>
-          <w:sz w:val="22"/>
-        </w:rPr>
-        <w:t>(b) Endemic typhus</w:t>
+        <w:t xml:space="preserve">Negative Marks: 0.25</w:t>
       </w:r>
     </w:p>
     <w:p>
-      <w:pPr>
-        <w:spacing w:after="0" w:before="0"/>
-      </w:pPr>
       <w:r>
-        <w:rPr>
-          <w:b w:val="0"/>
-          <w:sz w:val="22"/>
-        </w:rPr>
-        <w:t>(c) Rocky mountain spotted fever</w:t>
+        <w:t xml:space="preserve"/>
       </w:r>
     </w:p>
     <w:p>
-      <w:pPr>
-        <w:spacing w:after="0" w:before="0"/>
-      </w:pPr>
       <w:r>
-        <w:rPr>
-          <w:b w:val="0"/>
-          <w:sz w:val="22"/>
-        </w:rPr>
-        <w:t>(d) Epidemic typhus</w:t>
+        <w:t xml:space="preserve">Question: A patient with schizophrenia is being taught about the illness. The nurse should explain that schizophrenia:</w:t>
       </w:r>
     </w:p>
     <w:p>
-      <w:pPr>
-        <w:spacing w:after="0" w:before="40"/>
-      </w:pPr>
       <w:r>
-        <w:rPr>
-          <w:b/>
-          <w:sz w:val="22"/>
-        </w:rPr>
-        <w:t>Answer: b</w:t>
+        <w:t xml:space="preserve">(a) Is a chronic illness managed with medication and support</w:t>
       </w:r>
     </w:p>
     <w:p>
-      <w:pPr>
-        <w:spacing w:after="0" w:before="0"/>
-      </w:pPr>
       <w:r>
-        <w:rPr>
-          <w:b w:val="0"/>
-          <w:sz w:val="21"/>
-        </w:rPr>
-        <w:t>Solution: The disease caused by rat fleas is endemic typhus (option D). Endemic typhus, also known as murine typhus, is a bacterial infection caused by Rickettsia typhi. It is transmitted to humans through the bite of infected fleas, primarily the rat flea (Xenopsylla cheopis). Rat fleas typically infest rats, and when these infected rats come into close contact with humans, the fleas can bite and transmit the bacteria. Endemic typhus is characterized by fever, headache, rash, and body aches. It is typically a milder form of typhus compared to epidemic typhus, which is caused by a different species of Rickettsia.</w:t>
+        <w:t xml:space="preserve">(b) Is caused by bad parenting</w:t>
       </w:r>
     </w:p>
     <w:p>
-      <w:pPr>
-        <w:spacing w:after="0" w:before="0"/>
-      </w:pPr>
       <w:r>
-        <w:rPr>
-          <w:b w:val="0"/>
-          <w:sz w:val="20"/>
-        </w:rPr>
-        <w:t>Positive Marks: 1</w:t>
+        <w:t xml:space="preserve">(c) Is cured by willpower</w:t>
       </w:r>
     </w:p>
     <w:p>
-      <w:pPr>
-        <w:spacing w:after="160" w:before="0"/>
-      </w:pPr>
       <w:r>
-        <w:rPr>
-          <w:b w:val="0"/>
-          <w:sz w:val="20"/>
-        </w:rPr>
-        <w:t>Negative Marks: 0.25</w:t>
+        <w:t xml:space="preserve">(d) Requires no treatment</w:t>
       </w:r>
     </w:p>
     <w:p>
-      <w:pPr>
-        <w:spacing w:after="20" w:before="120"/>
-      </w:pPr>
       <w:r>
-        <w:rPr>
-          <w:b/>
-          <w:sz w:val="22"/>
-        </w:rPr>
-        <w:t>Question: Boat (Ship) is related to Rope; what is related to Foot?</w:t>
+        <w:t xml:space="preserve">Answer: a</w:t>
       </w:r>
     </w:p>
     <w:p>
-      <w:pPr>
-        <w:spacing w:after="0" w:before="0"/>
-      </w:pPr>
       <w:r>
-        <w:rPr>
-          <w:b w:val="0"/>
-          <w:sz w:val="22"/>
-        </w:rPr>
-        <w:t>(a) Mug of Water</w:t>
+        <w:t xml:space="preserve">Solution: Schizophrenia is a chronic brain illness managed with antipsychotics, psychosocial support, and relapse prevention — the nurse reduces stigma and promotes adherence.</w:t>
       </w:r>
     </w:p>
     <w:p>
-      <w:pPr>
-        <w:spacing w:after="0" w:before="0"/>
-      </w:pPr>
       <w:r>
-        <w:rPr>
-          <w:b w:val="0"/>
-          <w:sz w:val="22"/>
-        </w:rPr>
-        <w:t>(b) Wall Clock</w:t>
+        <w:t xml:space="preserve">Positive Marks: 1</w:t>
       </w:r>
     </w:p>
     <w:p>
-      <w:pPr>
-        <w:spacing w:after="0" w:before="0"/>
-      </w:pPr>
       <w:r>
-        <w:rPr>
-          <w:b w:val="0"/>
-          <w:sz w:val="22"/>
-        </w:rPr>
-        <w:t>(c) Speaker</w:t>
+        <w:t xml:space="preserve">Negative Marks: 0.25</w:t>
       </w:r>
     </w:p>
     <w:p>
-      <w:pPr>
-        <w:spacing w:after="0" w:before="0"/>
-      </w:pPr>
       <w:r>
-        <w:rPr>
-          <w:b w:val="0"/>
-          <w:sz w:val="22"/>
-        </w:rPr>
-        <w:t>(d) Measuring Tape</w:t>
+        <w:t xml:space="preserve"/>
       </w:r>
     </w:p>
     <w:p>
-      <w:pPr>
-        <w:spacing w:after="0" w:before="40"/>
-      </w:pPr>
       <w:r>
-        <w:rPr>
-          <w:b/>
-          <w:sz w:val="22"/>
-        </w:rPr>
-        <w:t>Answer: d</w:t>
+        <w:t xml:space="preserve">Question: The "Pradhan Mantri Bhartiya Janaushadhi Kendra" is part of:</w:t>
       </w:r>
     </w:p>
     <w:p>
-      <w:pPr>
-        <w:spacing w:after="0" w:before="0"/>
-      </w:pPr>
       <w:r>
-        <w:rPr>
-          <w:b w:val="0"/>
-          <w:sz w:val="21"/>
-        </w:rPr>
-        <w:t>Solution: If "Boat (Ship)" is related to "Rope," then the correct choice related to "Foot" would be "Measuring Tape." In this analogy, "Rope" is a tool or object commonly associated with a "Boat" or "Ship" for various purposes such as tying, anchoring, or controlling the vessel. Similarly, "Measuring Tape" is a tool commonly associated with "Foot" for measuring length or distance. The other options, "Speaker," "Wall Clock," and "Mug of Water," do not have a direct association with "Foot." Synonyms English)</w:t>
+        <w:t xml:space="preserve">(a) The Jan Aushadhi scheme for affordable medicines</w:t>
       </w:r>
     </w:p>
     <w:p>
-      <w:pPr>
-        <w:spacing w:after="0" w:before="0"/>
-      </w:pPr>
       <w:r>
-        <w:rPr>
-          <w:b w:val="0"/>
-          <w:sz w:val="20"/>
-        </w:rPr>
-        <w:t>Positive Marks: 1</w:t>
+        <w:t xml:space="preserve">(b) The railway scheme</w:t>
       </w:r>
     </w:p>
     <w:p>
-      <w:pPr>
-        <w:spacing w:after="160" w:before="0"/>
-      </w:pPr>
       <w:r>
-        <w:rPr>
-          <w:b w:val="0"/>
-          <w:sz w:val="20"/>
-        </w:rPr>
-        <w:t>Negative Marks: 0.25</w:t>
+        <w:t xml:space="preserve">(c) The housing scheme</w:t>
       </w:r>
     </w:p>
     <w:p>
-      <w:pPr>
-        <w:spacing w:after="20" w:before="120"/>
-      </w:pPr>
       <w:r>
-        <w:rPr>
-          <w:b/>
-          <w:sz w:val="22"/>
-        </w:rPr>
-        <w:t>Question: According to WHO, severe protein-energy malnutrition (PEM) is described if MUAC (Mid-Upper Arm Circumference) is:</w:t>
+        <w:t xml:space="preserve">(d) The education scheme</w:t>
       </w:r>
     </w:p>
     <w:p>
-      <w:pPr>
-        <w:spacing w:after="0" w:before="0"/>
-      </w:pPr>
       <w:r>
-        <w:rPr>
-          <w:b w:val="0"/>
-          <w:sz w:val="22"/>
-        </w:rPr>
-        <w:t>(a) 12.5-13.5</w:t>
+        <w:t xml:space="preserve">Answer: a</w:t>
       </w:r>
     </w:p>
     <w:p>
-      <w:pPr>
-        <w:spacing w:after="0" w:before="0"/>
-      </w:pPr>
       <w:r>
-        <w:rPr>
-          <w:b w:val="0"/>
-          <w:sz w:val="22"/>
-        </w:rPr>
-        <w:t>(b) &lt;11.5 cm</w:t>
+        <w:t xml:space="preserve">Solution: Jan Aushadhi Kendras are the outlets of the PMBJP — the affordable generic medicines scheme.</w:t>
       </w:r>
     </w:p>
     <w:p>
-      <w:pPr>
-        <w:spacing w:after="0" w:before="0"/>
-      </w:pPr>
       <w:r>
-        <w:rPr>
-          <w:b w:val="0"/>
-          <w:sz w:val="22"/>
-        </w:rPr>
-        <w:t>(c) 12.5</w:t>
+        <w:t xml:space="preserve">Positive Marks: 1</w:t>
       </w:r>
     </w:p>
     <w:p>
-      <w:pPr>
-        <w:spacing w:after="0" w:before="0"/>
-      </w:pPr>
       <w:r>
-        <w:rPr>
-          <w:b w:val="0"/>
-          <w:sz w:val="22"/>
-        </w:rPr>
-        <w:t>(d) &gt;13.5</w:t>
+        <w:t xml:space="preserve">Negative Marks: 0.25</w:t>
       </w:r>
     </w:p>
     <w:p>
-      <w:pPr>
-        <w:spacing w:after="0" w:before="40"/>
-      </w:pPr>
       <w:r>
-        <w:rPr>
-          <w:b/>
-          <w:sz w:val="22"/>
-        </w:rPr>
-        <w:t>Answer: b</w:t>
+        <w:t xml:space="preserve"/>
       </w:r>
     </w:p>
     <w:p>
-      <w:pPr>
-        <w:spacing w:after="0" w:before="0"/>
-      </w:pPr>
       <w:r>
-        <w:rPr>
-          <w:b w:val="0"/>
-          <w:sz w:val="21"/>
-        </w:rPr>
-        <w:t>Solution: According to the World Health Organization (WHO), severe protein-energy malnutrition (PEM) is described if the Mid-Upper Arm Circumference (MUAC) is less than 11.5 cm (option D). MUAC is a simple and practical measurement used to assess nutritional status, particularly in children. It is measured by wrapping a tape around the midpoint of the upper arm. MUAC is an indicator of muscle and fat stores, and a measurement below a certain threshold suggests severe malnutrition. MUAC values vary based on age, sex, and population, and WHO provides specific cutoffs for different age groups. Identifying severe PEM through MUAC measurement is crucial for timely intervention and appropriate management.</w:t>
+        <w:t xml:space="preserve">Question: The nurse is to give 0.5 mg of a medication. The vial contains 0.125 mg/mL. The volume to give is:</w:t>
       </w:r>
     </w:p>
     <w:p>
-      <w:pPr>
-        <w:spacing w:after="0" w:before="0"/>
-      </w:pPr>
       <w:r>
-        <w:rPr>
-          <w:b w:val="0"/>
-          <w:sz w:val="20"/>
-        </w:rPr>
-        <w:t>Positive Marks: 1</w:t>
+        <w:t xml:space="preserve">(a) 3 mL</w:t>
       </w:r>
     </w:p>
     <w:p>
-      <w:pPr>
-        <w:spacing w:after="160" w:before="0"/>
-      </w:pPr>
       <w:r>
-        <w:rPr>
-          <w:b w:val="0"/>
-          <w:sz w:val="20"/>
-        </w:rPr>
-        <w:t>Negative Marks: 0.25</w:t>
+        <w:t xml:space="preserve">(b) 4 mL</w:t>
       </w:r>
     </w:p>
     <w:p>
-      <w:pPr>
-        <w:spacing w:after="20" w:before="120"/>
-      </w:pPr>
       <w:r>
-        <w:rPr>
-          <w:b/>
-          <w:sz w:val="22"/>
-        </w:rPr>
-        <w:t>Question: According to the Parkland formula, the fluid requirement in the first 24 hours for a burn patient is calculated as:</w:t>
+        <w:t xml:space="preserve">(c) 5 mL</w:t>
       </w:r>
     </w:p>
     <w:p>
-      <w:pPr>
-        <w:spacing w:after="0" w:before="0"/>
-      </w:pPr>
       <w:r>
-        <w:rPr>
-          <w:b w:val="0"/>
-          <w:sz w:val="22"/>
-        </w:rPr>
-        <w:t>(a) 4 ml × %BSA × body weight (kg)</w:t>
+        <w:t xml:space="preserve">(d) 6 mL</w:t>
       </w:r>
     </w:p>
     <w:p>
-      <w:pPr>
-        <w:spacing w:after="0" w:before="0"/>
-      </w:pPr>
       <w:r>
-        <w:rPr>
-          <w:b w:val="0"/>
-          <w:sz w:val="22"/>
-        </w:rPr>
-        <w:t>(b) 3 ml × %BSA × body weight (kg)</w:t>
+        <w:t xml:space="preserve">Answer: b</w:t>
       </w:r>
     </w:p>
     <w:p>
-      <w:pPr>
-        <w:spacing w:after="0" w:before="0"/>
-      </w:pPr>
       <w:r>
-        <w:rPr>
-          <w:b w:val="0"/>
-          <w:sz w:val="22"/>
-        </w:rPr>
-        <w:t>(c) 2 ml × %BSA × body weight (kg)</w:t>
+        <w:t xml:space="preserve">Solution: Volume = 0.5 ÷ 0.125 = 4 mL.</w:t>
       </w:r>
     </w:p>
     <w:p>
-      <w:pPr>
-        <w:spacing w:after="0" w:before="0"/>
-      </w:pPr>
       <w:r>
-        <w:rPr>
-          <w:b w:val="0"/>
-          <w:sz w:val="22"/>
-        </w:rPr>
-        <w:t>(d) 1 ml × %BSA × body weight (kg)</w:t>
+        <w:t xml:space="preserve">Positive Marks: 1</w:t>
       </w:r>
     </w:p>
     <w:p>
-      <w:pPr>
-        <w:spacing w:after="0" w:before="40"/>
-      </w:pPr>
       <w:r>
-        <w:rPr>
-          <w:b/>
-          <w:sz w:val="22"/>
-        </w:rPr>
-        <w:t>Answer: a</w:t>
+        <w:t xml:space="preserve">Negative Marks: 0.25</w:t>
       </w:r>
     </w:p>
     <w:p>
-      <w:pPr>
-        <w:spacing w:after="0" w:before="0"/>
-      </w:pPr>
       <w:r>
-        <w:rPr>
-          <w:b w:val="0"/>
-          <w:sz w:val="21"/>
-        </w:rPr>
-        <w:t>Solution: Parkland formula: 4 ml × % body surface area burned × body weight (kg) in the first 24 hours; half in the first 8 hours.</w:t>
+        <w:t xml:space="preserve"/>
       </w:r>
     </w:p>
     <w:p>
-      <w:pPr>
-        <w:spacing w:after="0" w:before="0"/>
-      </w:pPr>
       <w:r>
-        <w:rPr>
-          <w:b w:val="0"/>
-          <w:sz w:val="20"/>
-        </w:rPr>
-        <w:t>Positive Marks: 1</w:t>
+        <w:t xml:space="preserve">Question: The nurse is caring for a patient with hypocalcemia after a thyroidectomy. The nurse should:</w:t>
       </w:r>
     </w:p>
     <w:p>
-      <w:pPr>
-        <w:spacing w:after="160" w:before="0"/>
-      </w:pPr>
       <w:r>
-        <w:rPr>
-          <w:b w:val="0"/>
-          <w:sz w:val="20"/>
-        </w:rPr>
-        <w:t>Negative Marks: 0.25</w:t>
+        <w:t xml:space="preserve">(a) Monitor for tetany and keep calcium gluconate ready</w:t>
       </w:r>
     </w:p>
     <w:p>
-      <w:pPr>
-        <w:spacing w:after="20" w:before="120"/>
-      </w:pPr>
       <w:r>
-        <w:rPr>
-          <w:b/>
-          <w:sz w:val="22"/>
-        </w:rPr>
-        <w:t>Question: An example of positive feedback mechanism in our body is:</w:t>
+        <w:t xml:space="preserve">(b) Give extra calcium freely</w:t>
       </w:r>
     </w:p>
     <w:p>
-      <w:pPr>
-        <w:spacing w:after="0" w:before="0"/>
-      </w:pPr>
       <w:r>
-        <w:rPr>
-          <w:b w:val="0"/>
-          <w:sz w:val="22"/>
-        </w:rPr>
-        <w:t>(a) Baroreceptor mechanism</w:t>
+        <w:t xml:space="preserve">(c) Skip monitoring</w:t>
       </w:r>
     </w:p>
     <w:p>
-      <w:pPr>
-        <w:spacing w:after="0" w:before="0"/>
-      </w:pPr>
       <w:r>
-        <w:rPr>
-          <w:b w:val="0"/>
-          <w:sz w:val="22"/>
-        </w:rPr>
-        <w:t>(b) Regulation of thyroid hormone</w:t>
+        <w:t xml:space="preserve">(d) Restrict calcium</w:t>
       </w:r>
     </w:p>
     <w:p>
-      <w:pPr>
-        <w:spacing w:after="0" w:before="0"/>
-      </w:pPr>
       <w:r>
-        <w:rPr>
-          <w:b w:val="0"/>
-          <w:sz w:val="22"/>
-        </w:rPr>
-        <w:t>(c) Temperature regulation</w:t>
+        <w:t xml:space="preserve">Answer: a</w:t>
       </w:r>
     </w:p>
     <w:p>
-      <w:pPr>
-        <w:spacing w:after="0" w:before="0"/>
-      </w:pPr>
       <w:r>
-        <w:rPr>
-          <w:b w:val="0"/>
-          <w:sz w:val="22"/>
-        </w:rPr>
-        <w:t>(d) Oxytocin in childbirth</w:t>
+        <w:t xml:space="preserve">Solution: Post-thyroidectomy hypocalcemia (parathyroid injury) — the nurse monitors for tetany (Chvostek's/Trousseau's signs) and administers calcium as ordered.</w:t>
       </w:r>
     </w:p>
     <w:p>
-      <w:pPr>
-        <w:spacing w:after="0" w:before="40"/>
-      </w:pPr>
       <w:r>
-        <w:rPr>
-          <w:b/>
-          <w:sz w:val="22"/>
-        </w:rPr>
-        <w:t>Answer: d</w:t>
+        <w:t xml:space="preserve">Positive Marks: 1</w:t>
       </w:r>
     </w:p>
     <w:p>
-      <w:pPr>
-        <w:spacing w:after="0" w:before="0"/>
-      </w:pPr>
       <w:r>
-        <w:rPr>
-          <w:b w:val="0"/>
-          <w:sz w:val="21"/>
-        </w:rPr>
-        <w:t>Solution: Oxytocin release during childbirth is an example of a positive feedback mechanism (contractions → more oxytocin → stronger contractions).</w:t>
+        <w:t xml:space="preserve">Negative Marks: 0.25</w:t>
       </w:r>
     </w:p>
     <w:p>
-      <w:pPr>
-        <w:spacing w:after="0" w:before="0"/>
-      </w:pPr>
       <w:r>
-        <w:rPr>
-          <w:b w:val="0"/>
-          <w:sz w:val="20"/>
-        </w:rPr>
-        <w:t>Positive Marks: 1</w:t>
+        <w:t xml:space="preserve"/>
       </w:r>
     </w:p>
     <w:p>
-      <w:pPr>
-        <w:spacing w:after="160" w:before="0"/>
-      </w:pPr>
       <w:r>
-        <w:rPr>
-          <w:b w:val="0"/>
-          <w:sz w:val="20"/>
-        </w:rPr>
-        <w:t>Negative Marks: 0.25</w:t>
+        <w:t xml:space="preserve">Question: The nurse is assessing a patient's level of consciousness. The patient is drowsy and requires stimulation to respond. This is:</w:t>
+      </w:r>
+    </w:p>
+    <w:p>
+      <w:r>
+        <w:t xml:space="preserve">(a) Obtundation</w:t>
+      </w:r>
+    </w:p>
+    <w:p>
+      <w:r>
+        <w:t xml:space="preserve">(b) Alert</w:t>
+      </w:r>
+    </w:p>
+    <w:p>
+      <w:r>
+        <w:t xml:space="preserve">(c) Coma</w:t>
+      </w:r>
+    </w:p>
+    <w:p>
+      <w:r>
+        <w:t xml:space="preserve">(d) Brain death</w:t>
+      </w:r>
+    </w:p>
+    <w:p>
+      <w:r>
+        <w:t xml:space="preserve">Answer: a</w:t>
+      </w:r>
+    </w:p>
+    <w:p>
+      <w:r>
+        <w:t xml:space="preserve">Solution: Obtundation — the patient is drowsy and needs stimulation to respond; stupor requires painful stimuli; coma is unresponsive. The nurse uses the GCS to trend.</w:t>
+      </w:r>
+    </w:p>
+    <w:p>
+      <w:r>
+        <w:t xml:space="preserve">Positive Marks: 1</w:t>
+      </w:r>
+    </w:p>
+    <w:p>
+      <w:r>
+        <w:t xml:space="preserve">Negative Marks: 0.25</w:t>
+      </w:r>
+    </w:p>
+    <w:p>
+      <w:r>
+        <w:t xml:space="preserve"/>
+      </w:r>
+    </w:p>
+    <w:p>
+      <w:r>
+        <w:t xml:space="preserve">Question: A patient with a fractured femur in traction is being discharged to home. The nurse should teach the patient to:</w:t>
+      </w:r>
+    </w:p>
+    <w:p>
+      <w:r>
+        <w:t xml:space="preserve">(a) Report pain, numbness, or pin site discharge</w:t>
+      </w:r>
+    </w:p>
+    <w:p>
+      <w:r>
+        <w:t xml:space="preserve">(b) Remove the traction at home</w:t>
+      </w:r>
+    </w:p>
+    <w:p>
+      <w:r>
+        <w:t xml:space="preserve">(c) Skip follow-up</w:t>
+      </w:r>
+    </w:p>
+    <w:p>
+      <w:r>
+        <w:t xml:space="preserve">(d) Restrict all movement</w:t>
+      </w:r>
+    </w:p>
+    <w:p>
+      <w:r>
+        <w:t xml:space="preserve">Answer: a</w:t>
+      </w:r>
+    </w:p>
+    <w:p>
+      <w:r>
+        <w:t xml:space="preserve">Solution: Traction discharge — report neurovascular changes and pin site discharge, maintain alignment, and attend follow-up.</w:t>
+      </w:r>
+    </w:p>
+    <w:p>
+      <w:r>
+        <w:t xml:space="preserve">Positive Marks: 1</w:t>
+      </w:r>
+    </w:p>
+    <w:p>
+      <w:r>
+        <w:t xml:space="preserve">Negative Marks: 0.25</w:t>
       </w:r>
     </w:p>
     <w:sectPr>
       <w:pgSz w:w="12240" w:h="15840"/>
-      <w:pgMar w:top="864" w:right="1008" w:bottom="864" w:left="1008" w:header="720" w:footer="720" w:gutter="0"/>
+      <w:pgMar w:top="1440" w:right="1800" w:bottom="1440" w:left="1800" w:header="720" w:footer="720" w:gutter="0"/>
       <w:cols w:space="720"/>
       <w:docGrid w:linePitch="360"/>
     </w:sectPr>
@@ -2535,10 +1365,6 @@
     <w:name w:val="Normal"/>
     <w:qFormat/>
     <w:rsid w:val="00FC693F"/>
-    <w:rPr>
-      <w:rFonts w:ascii="Calibri" w:hAnsi="Calibri"/>
-      <w:sz w:val="22"/>
-    </w:rPr>
   </w:style>
   <w:style w:type="paragraph" w:styleId="Header">
     <w:name w:val="header"/>
